--- a/Docs/Open_Stance_Preliminary_Project_Plan.docx
+++ b/Docs/Open_Stance_Preliminary_Project_Plan.docx
@@ -334,6 +334,30 @@
           <w:sz w:val="20"/>
         </w:rPr>
         <w:t>Prepared September 2026</w:t>
+      </w:r>
+    </w:p>
+    <w:p>
+      <w:pPr>
+        <w:pBdr>
+          <w:top w:val="single" w:sz="8" w:space="4" w:color="C8102E"/>
+          <w:bottom w:val="single" w:sz="8" w:space="4" w:color="C8102E"/>
+        </w:pBdr>
+        <w:spacing w:before="200"/>
+        <w:jc w:val="center"/>
+      </w:pPr>
+      <w:r>
+        <w:rPr>
+          <w:b/>
+          <w:color w:val="C8102E"/>
+          <w:sz w:val="20"/>
+        </w:rPr>
+        <w:t xml:space="preserve">Superseded. </w:t>
+      </w:r>
+      <w:r>
+        <w:rPr>
+          <w:sz w:val="20"/>
+        </w:rPr>
+        <w:t>This preliminary plan is kept as a record of the project’s starting point. The Game Design Document (Docs/GDD_Open_Stance.docx, v0.5) is the source of truth: where they differ, for example the control scheme, the guards, Career and a capture method that is not yet chosen, follow the GDD.</w:t>
       </w:r>
     </w:p>
     <w:p>
@@ -1621,7 +1645,6 @@
         <w:pStyle w:val="Heading1"/>
       </w:pPr>
       <w:r>
-        <w:lastRenderedPageBreak/>
         <w:t>7. Chamber and Skill Stick System</w:t>
       </w:r>
     </w:p>
@@ -2370,7 +2393,6 @@
         <w:pStyle w:val="Heading1"/>
       </w:pPr>
       <w:r>
-        <w:lastRenderedPageBreak/>
         <w:t>10. Reactions, Falling and Recovery</w:t>
       </w:r>
     </w:p>
@@ -2810,7 +2832,6 @@
     <w:p/>
     <w:p>
       <w:r>
-        <w:lastRenderedPageBreak/>
         <w:t>A useful Milestone 1 experiment is to record the same rear round kick and spinning hook kick and process them through competing pipelines, then compare the fidelity of the supporting-foot pivot, chamber, hip rotation, trajectory, rechamber and landing.</w:t>
       </w:r>
     </w:p>
@@ -3302,7 +3323,6 @@
     <w:p/>
     <w:p>
       <w:r>
-        <w:lastRenderedPageBreak/>
         <w:t>The exact Major Project 2 dates should be updated when BCIT publishes the applicable 2027 course outline. The current sequencing is based on the discussed Major Project structure and previous-year reference.</w:t>
       </w:r>
     </w:p>
@@ -3563,6 +3583,12 @@
           <w:sz w:val="19"/>
         </w:rPr>
         <w:br/>
+      </w:r>
+      <w:r>
+        <w:rPr>
+          <w:rFonts w:ascii="Consolas" w:hAnsi="Consolas"/>
+          <w:sz w:val="19"/>
+        </w:rPr>
         <w:t xml:space="preserve">  • CurrentStance: LeftLead / RightLead</w:t>
       </w:r>
       <w:r>
@@ -3897,7 +3923,6 @@
         <w:pStyle w:val="Heading1"/>
       </w:pPr>
       <w:r>
-        <w:lastRenderedPageBreak/>
         <w:t>19. Immediate Next Steps</w:t>
       </w:r>
     </w:p>
@@ -4073,13 +4098,7 @@
               <w:rPr>
                 <w:sz w:val="19"/>
               </w:rPr>
-              <w:t>Runs the self-hosted Perforce Helix Core server</w:t>
-            </w:r>
-            <w:r>
-              <w:rPr>
-                <w:sz w:val="19"/>
-              </w:rPr>
-              <w:t>.</w:t>
+              <w:t>Runs the self-hosted Perforce Helix Core server.</w:t>
             </w:r>
           </w:p>
         </w:tc>
@@ -4305,7 +4324,6 @@
         <w:pStyle w:val="Heading1"/>
       </w:pPr>
       <w:r>
-        <w:lastRenderedPageBreak/>
         <w:t>21. Open Design Decisions</w:t>
       </w:r>
     </w:p>

--- a/Docs/Open_Stance_Preliminary_Project_Plan.docx
+++ b/Docs/Open_Stance_Preliminary_Project_Plan.docx
@@ -3576,58 +3576,16 @@
           <w:sz w:val="19"/>
         </w:rPr>
         <w:t>Fighter</w:t>
-      </w:r>
-      <w:r>
-        <w:rPr>
-          <w:rFonts w:ascii="Consolas" w:hAnsi="Consolas"/>
-          <w:sz w:val="19"/>
-        </w:rPr>
         <w:br/>
-      </w:r>
-      <w:r>
-        <w:rPr>
-          <w:rFonts w:ascii="Consolas" w:hAnsi="Consolas"/>
-          <w:sz w:val="19"/>
-        </w:rPr>
         <w:t xml:space="preserve">  • CurrentStance: LeftLead / RightLead</w:t>
-      </w:r>
-      <w:r>
-        <w:rPr>
-          <w:rFonts w:ascii="Consolas" w:hAnsi="Consolas"/>
-          <w:sz w:val="19"/>
-        </w:rPr>
         <w:br/>
         <w:t xml:space="preserve">  • CurrentGuard</w:t>
-      </w:r>
-      <w:r>
-        <w:rPr>
-          <w:rFonts w:ascii="Consolas" w:hAnsi="Consolas"/>
-          <w:sz w:val="19"/>
-        </w:rPr>
         <w:br/>
         <w:t xml:space="preserve">  • LeadLeg / RearLeg</w:t>
-      </w:r>
-      <w:r>
-        <w:rPr>
-          <w:rFonts w:ascii="Consolas" w:hAnsi="Consolas"/>
-          <w:sz w:val="19"/>
-        </w:rPr>
         <w:br/>
         <w:t xml:space="preserve">  • CombatState</w:t>
-      </w:r>
-      <w:r>
-        <w:rPr>
-          <w:rFonts w:ascii="Consolas" w:hAnsi="Consolas"/>
-          <w:sz w:val="19"/>
-        </w:rPr>
         <w:br/>
         <w:t xml:space="preserve">  • Stamina</w:t>
-      </w:r>
-      <w:r>
-        <w:rPr>
-          <w:rFonts w:ascii="Consolas" w:hAnsi="Consolas"/>
-          <w:sz w:val="19"/>
-        </w:rPr>
         <w:br/>
         <w:t xml:space="preserve">  • Score / MatchState</w:t>
       </w:r>
@@ -3644,12 +3602,6 @@
           <w:sz w:val="19"/>
         </w:rPr>
         <w:t>Idle / Movement → Chamber → Attack Startup → Attack Active → Attack Recovery</w:t>
-      </w:r>
-      <w:r>
-        <w:rPr>
-          <w:rFonts w:ascii="Consolas" w:hAnsi="Consolas"/>
-          <w:sz w:val="19"/>
-        </w:rPr>
         <w:br/>
         <w:t>Blocking / Defense → Hit Reaction → Staggered → Knocked Down → Recovering → Match Finished</w:t>
       </w:r>
